--- a/docs/guides/action_prefix_system/DIAGRAMS.docx
+++ b/docs/guides/action_prefix_system/DIAGRAMS.docx
@@ -10,7 +10,7 @@
         <w:t xml:space="preserve">DIAGRAMS</w:t>
       </w:r>
     </w:p>
-    <w:bookmarkStart w:id="16" w:name="action-prefix-system--diagrams"/>
+    <w:bookmarkStart w:id="25" w:name="action-prefix-system--diagrams"/>
     <w:p>
       <w:pPr>
         <w:pStyle w:val="Heading1"/>
@@ -75,7 +75,7 @@
               <w:pStyle w:val="Compact"/>
             </w:pPr>
             <w:r>
-              <w:t xml:space="preserve">1</w:t>
+              <w:t xml:space="preserve">2</w:t>
             </w:r>
           </w:p>
         </w:tc>
@@ -123,7 +123,7 @@
               <w:pStyle w:val="Compact"/>
             </w:pPr>
             <w:r>
-              <w:t xml:space="preserve">2026-06-09T00:00:00Z</w:t>
+              <w:t xml:space="preserve">2026-07-02T00:00:00Z</w:t>
             </w:r>
           </w:p>
         </w:tc>
@@ -239,7 +239,7 @@
         <w:t xml:space="preserve"> </w:t>
       </w:r>
       <w:r>
-        <w:t xml:space="preserve">implementation. All four forms — including the</w:t>
+        <w:t xml:space="preserve">implementation. All five forms — including the</w:t>
       </w:r>
       <w:r>
         <w:t xml:space="preserve"> </w:t>
@@ -260,13 +260,22 @@
         <w:t xml:space="preserve"> </w:t>
       </w:r>
       <w:r>
-        <w:t xml:space="preserve">— are now implemented and verified (grammar suite 91/0, hook E2E 10/0); none</w:t>
-      </w:r>
-      <w:r>
-        <w:t xml:space="preserve"> </w:t>
-      </w:r>
-      <w:r>
-        <w:t xml:space="preserve">remain spec-only.</w:t>
+        <w:t xml:space="preserve">and the arrow form 5 (</w:t>
+      </w:r>
+      <w:r>
+        <w:rPr>
+          <w:rStyle w:val="VerbatimChar"/>
+        </w:rPr>
+        <w:t xml:space="preserve">---&gt;</w:t>
+      </w:r>
+      <w:r>
+        <w:t xml:space="preserve">) — are implemented and verified (grammar suite</w:t>
+      </w:r>
+      <w:r>
+        <w:t xml:space="preserve"> </w:t>
+      </w:r>
+      <w:r>
+        <w:t xml:space="preserve">166/0, paired-mutation meta-test 6/0); none remain spec-only.</w:t>
       </w:r>
     </w:p>
     <w:p>
@@ -276,7 +285,7 @@
         </w:pict>
       </w:r>
     </w:p>
-    <w:bookmarkStart w:id="9" w:name="X66457bf9728463e70fe85ca9546122d1fe2eb42"/>
+    <w:bookmarkStart w:id="12" w:name="X66457bf9728463e70fe85ca9546122d1fe2eb42"/>
     <w:p>
       <w:pPr>
         <w:pStyle w:val="Heading2"/>
@@ -313,139 +322,49 @@
     </w:p>
     <w:p>
       <w:pPr>
-        <w:pStyle w:val="SourceCode"/>
-      </w:pPr>
-      <w:r>
-        <w:rPr>
-          <w:rStyle w:val="VerbatimChar"/>
-        </w:rPr>
-        <w:t xml:space="preserve">flowchart TD</w:t>
-      </w:r>
-      <w:r>
-        <w:br/>
-      </w:r>
-      <w:r>
-        <w:rPr>
-          <w:rStyle w:val="VerbatimChar"/>
-        </w:rPr>
-        <w:t xml:space="preserve">    A([User prompt]) --&gt; B[Take first non-blank line]</w:t>
-      </w:r>
-      <w:r>
-        <w:br/>
-      </w:r>
-      <w:r>
-        <w:rPr>
-          <w:rStyle w:val="VerbatimChar"/>
-        </w:rPr>
-        <w:t xml:space="preserve">    B --&gt; C{Leading '\\' escape?}</w:t>
-      </w:r>
-      <w:r>
-        <w:br/>
-      </w:r>
-      <w:r>
-        <w:rPr>
-          <w:rStyle w:val="VerbatimChar"/>
-        </w:rPr>
-        <w:t xml:space="preserve">    C -- yes --&gt; C1[Strip one backslash → literal prompt, NO expansion] --&gt; Z([Execute ordinary prompt])</w:t>
-      </w:r>
-      <w:r>
-        <w:br/>
-      </w:r>
-      <w:r>
-        <w:rPr>
-          <w:rStyle w:val="VerbatimChar"/>
-        </w:rPr>
-        <w:t xml:space="preserve">    C -- no --&gt; D{"Matches grammar?\n^[A-Z][A-Z0-9_]* :: "}</w:t>
-      </w:r>
-      <w:r>
-        <w:br/>
-      </w:r>
-      <w:r>
-        <w:rPr>
-          <w:rStyle w:val="VerbatimChar"/>
-        </w:rPr>
-        <w:t xml:space="preserve">    D -- no --&gt; Z</w:t>
-      </w:r>
-      <w:r>
-        <w:br/>
-      </w:r>
-      <w:r>
-        <w:rPr>
-          <w:rStyle w:val="VerbatimChar"/>
-        </w:rPr>
-        <w:t xml:space="preserve">    D -- yes --&gt; E[Extract ACTION_NAME token]</w:t>
-      </w:r>
-      <w:r>
-        <w:br/>
-      </w:r>
-      <w:r>
-        <w:rPr>
-          <w:rStyle w:val="VerbatimChar"/>
-        </w:rPr>
-        <w:t xml:space="preserve">    E --&gt; F{Token in registry?}</w:t>
-      </w:r>
-      <w:r>
-        <w:br/>
-      </w:r>
-      <w:r>
-        <w:rPr>
-          <w:rStyle w:val="VerbatimChar"/>
-        </w:rPr>
-        <w:t xml:space="preserve">    F -- "no (grammar-shaped, unregistered)" --&gt; G["ASK which registered action was meant\n(§11.4.66 / §11.4.105) — NEVER invent (§11.4.6)"]</w:t>
-      </w:r>
-      <w:r>
-        <w:br/>
-      </w:r>
-      <w:r>
-        <w:rPr>
-          <w:rStyle w:val="VerbatimChar"/>
-        </w:rPr>
-        <w:t xml:space="preserve">    G --&gt; Z2([Await clarification / treat literally])</w:t>
-      </w:r>
-      <w:r>
-        <w:br/>
-      </w:r>
-      <w:r>
-        <w:rPr>
-          <w:rStyle w:val="VerbatimChar"/>
-        </w:rPr>
-        <w:t xml:space="preserve">    F -- yes --&gt; H[Replace 'ACTION_NAME :: ' prefix\nwith registry 'expansion' text]</w:t>
-      </w:r>
-      <w:r>
-        <w:br/>
-      </w:r>
-      <w:r>
-        <w:rPr>
-          <w:rStyle w:val="VerbatimChar"/>
-        </w:rPr>
-        <w:t xml:space="preserve">    H --&gt; I{More stacked prefixes\non the residual?}</w:t>
-      </w:r>
-      <w:r>
-        <w:br/>
-      </w:r>
-      <w:r>
-        <w:rPr>
-          <w:rStyle w:val="VerbatimChar"/>
-        </w:rPr>
-        <w:t xml:space="preserve">    I -- "yes (A :: B :: rest)" --&gt; E</w:t>
-      </w:r>
-      <w:r>
-        <w:br/>
-      </w:r>
-      <w:r>
-        <w:rPr>
-          <w:rStyle w:val="VerbatimChar"/>
-        </w:rPr>
-        <w:t xml:space="preserve">    I -- no --&gt; J[Apply action 'rules']</w:t>
-      </w:r>
-      <w:r>
-        <w:br/>
-      </w:r>
-      <w:r>
-        <w:rPr>
-          <w:rStyle w:val="VerbatimChar"/>
-        </w:rPr>
-        <w:t xml:space="preserve">    J --&gt; K([Execute residual task\nunder the expanded instruction])</w:t>
+        <w:pStyle w:val="BodyText"/>
+      </w:pPr>
+      <w:r>
+        <w:drawing>
+          <wp:inline>
+            <wp:extent cx="5334000" cy="12931971"/>
+            <wp:effectExtent b="0" l="0" r="0" t="0"/>
+            <wp:docPr descr="Mermaid diagram 1" title="" id="10" name="Picture"/>
+            <a:graphic>
+              <a:graphicData uri="http://schemas.openxmlformats.org/drawingml/2006/picture">
+                <pic:pic>
+                  <pic:nvPicPr>
+                    <pic:cNvPr descr=".mermaid_assets/DIAGRAMS.mmd-01.png" id="11" name="Picture"/>
+                    <pic:cNvPicPr>
+                      <a:picLocks noChangeArrowheads="1" noChangeAspect="1"/>
+                    </pic:cNvPicPr>
+                  </pic:nvPicPr>
+                  <pic:blipFill>
+                    <a:blip r:embed="rId9"/>
+                    <a:stretch>
+                      <a:fillRect/>
+                    </a:stretch>
+                  </pic:blipFill>
+                  <pic:spPr bwMode="auto">
+                    <a:xfrm>
+                      <a:off x="0" y="0"/>
+                      <a:ext cx="5334000" cy="12931971"/>
+                    </a:xfrm>
+                    <a:prstGeom prst="rect">
+                      <a:avLst/>
+                    </a:prstGeom>
+                    <a:noFill/>
+                    <a:ln w="9525">
+                      <a:noFill/>
+                      <a:headEnd/>
+                      <a:tailEnd/>
+                    </a:ln>
+                  </pic:spPr>
+                </pic:pic>
+              </a:graphicData>
+            </a:graphic>
+          </wp:inline>
+        </w:drawing>
       </w:r>
     </w:p>
     <w:p>
@@ -455,8 +374,8 @@
         </w:pict>
       </w:r>
     </w:p>
-    <w:bookmarkEnd w:id="9"/>
-    <w:bookmarkStart w:id="10" w:name="Xa5fa7ad5ecd9489a0ee08a166cab8aa195204ba"/>
+    <w:bookmarkEnd w:id="12"/>
+    <w:bookmarkStart w:id="16" w:name="Xa5fa7ad5ecd9489a0ee08a166cab8aa195204ba"/>
     <w:p>
       <w:pPr>
         <w:pStyle w:val="Heading2"/>
@@ -493,271 +412,49 @@
     </w:p>
     <w:p>
       <w:pPr>
-        <w:pStyle w:val="SourceCode"/>
-      </w:pPr>
-      <w:r>
-        <w:rPr>
-          <w:rStyle w:val="VerbatimChar"/>
-        </w:rPr>
-        <w:t xml:space="preserve">flowchart TB</w:t>
-      </w:r>
-      <w:r>
-        <w:br/>
-      </w:r>
-      <w:r>
-        <w:rPr>
-          <w:rStyle w:val="VerbatimChar"/>
-        </w:rPr>
-        <w:t xml:space="preserve">    REG["actions/registry.yaml\n(single source of truth — data, not code)"]</w:t>
-      </w:r>
-      <w:r>
-        <w:br/>
-      </w:r>
-      <w:r>
-        <w:br/>
-      </w:r>
-      <w:r>
-        <w:rPr>
-          <w:rStyle w:val="VerbatimChar"/>
-        </w:rPr>
-        <w:t xml:space="preserve">    subgraph L1["LAYER 1 — universal floor (agent self-applies, §11.4.35)"]</w:t>
-      </w:r>
-      <w:r>
-        <w:br/>
-      </w:r>
-      <w:r>
-        <w:rPr>
-          <w:rStyle w:val="VerbatimChar"/>
-        </w:rPr>
-        <w:t xml:space="preserve">      RI["recognition_instruction.md\n(verbatim block, identical in all carriers)"]</w:t>
-      </w:r>
-      <w:r>
-        <w:br/>
-      </w:r>
-      <w:r>
-        <w:rPr>
-          <w:rStyle w:val="VerbatimChar"/>
-        </w:rPr>
-        <w:t xml:space="preserve">      CM["CLAUDE.md"]</w:t>
-      </w:r>
-      <w:r>
-        <w:br/>
-      </w:r>
-      <w:r>
-        <w:rPr>
-          <w:rStyle w:val="VerbatimChar"/>
-        </w:rPr>
-        <w:t xml:space="preserve">      AM["AGENTS.md"]</w:t>
-      </w:r>
-      <w:r>
-        <w:br/>
-      </w:r>
-      <w:r>
-        <w:rPr>
-          <w:rStyle w:val="VerbatimChar"/>
-        </w:rPr>
-        <w:t xml:space="preserve">      QM["QWEN.md"]</w:t>
-      </w:r>
-      <w:r>
-        <w:br/>
-      </w:r>
-      <w:r>
-        <w:rPr>
-          <w:rStyle w:val="VerbatimChar"/>
-        </w:rPr>
-        <w:t xml:space="preserve">      GM["GEMINI.md"]</w:t>
-      </w:r>
-      <w:r>
-        <w:br/>
-      </w:r>
-      <w:r>
-        <w:rPr>
-          <w:rStyle w:val="VerbatimChar"/>
-        </w:rPr>
-        <w:t xml:space="preserve">      RI --&gt; CM &amp; AM &amp; QM &amp; GM</w:t>
-      </w:r>
-      <w:r>
-        <w:br/>
-      </w:r>
-      <w:r>
-        <w:rPr>
-          <w:rStyle w:val="VerbatimChar"/>
-        </w:rPr>
-        <w:t xml:space="preserve">    end</w:t>
-      </w:r>
-      <w:r>
-        <w:br/>
-      </w:r>
-      <w:r>
-        <w:br/>
-      </w:r>
-      <w:r>
-        <w:rPr>
-          <w:rStyle w:val="VerbatimChar"/>
-        </w:rPr>
-        <w:t xml:space="preserve">    subgraph L2["LAYER 2 — mechanical (where a pre-submit seam exists)"]</w:t>
-      </w:r>
-      <w:r>
-        <w:br/>
-      </w:r>
-      <w:r>
-        <w:rPr>
-          <w:rStyle w:val="VerbatimChar"/>
-        </w:rPr>
-        <w:t xml:space="preserve">      HOOK["scripts/hooks/action_prefix_expand.sh\nClaude Code UserPromptSubmit hook\n→ additionalContext"]</w:t>
-      </w:r>
-      <w:r>
-        <w:br/>
-      </w:r>
-      <w:r>
-        <w:rPr>
-          <w:rStyle w:val="VerbatimChar"/>
-        </w:rPr>
-        <w:t xml:space="preserve">      GEN["scripts/generate_agent_prefix_commands.sh\n→ /background slash commands"]</w:t>
-      </w:r>
-      <w:r>
-        <w:br/>
-      </w:r>
-      <w:r>
-        <w:rPr>
-          <w:rStyle w:val="VerbatimChar"/>
-        </w:rPr>
-        <w:t xml:space="preserve">      LIB["scripts/action_prefix_lib.sh\n(shared pure expander — apx_*)"]</w:t>
-      </w:r>
-      <w:r>
-        <w:br/>
-      </w:r>
-      <w:r>
-        <w:rPr>
-          <w:rStyle w:val="VerbatimChar"/>
-        </w:rPr>
-        <w:t xml:space="preserve">      LIB --&gt; HOOK</w:t>
-      </w:r>
-      <w:r>
-        <w:br/>
-      </w:r>
-      <w:r>
-        <w:rPr>
-          <w:rStyle w:val="VerbatimChar"/>
-        </w:rPr>
-        <w:t xml:space="preserve">      LIB --&gt; GEN</w:t>
-      </w:r>
-      <w:r>
-        <w:br/>
-      </w:r>
-      <w:r>
-        <w:rPr>
-          <w:rStyle w:val="VerbatimChar"/>
-        </w:rPr>
-        <w:t xml:space="preserve">    end</w:t>
-      </w:r>
-      <w:r>
-        <w:br/>
-      </w:r>
-      <w:r>
-        <w:br/>
-      </w:r>
-      <w:r>
-        <w:rPr>
-          <w:rStyle w:val="VerbatimChar"/>
-        </w:rPr>
-        <w:t xml:space="preserve">    REG --&gt; RI</w:t>
-      </w:r>
-      <w:r>
-        <w:br/>
-      </w:r>
-      <w:r>
-        <w:rPr>
-          <w:rStyle w:val="VerbatimChar"/>
-        </w:rPr>
-        <w:t xml:space="preserve">    REG --&gt; LIB</w:t>
-      </w:r>
-      <w:r>
-        <w:br/>
-      </w:r>
-      <w:r>
-        <w:br/>
-      </w:r>
-      <w:r>
-        <w:rPr>
-          <w:rStyle w:val="VerbatimChar"/>
-        </w:rPr>
-        <w:t xml:space="preserve">    CC["Claude Code"]</w:t>
-      </w:r>
-      <w:r>
-        <w:br/>
-      </w:r>
-      <w:r>
-        <w:rPr>
-          <w:rStyle w:val="VerbatimChar"/>
-        </w:rPr>
-        <w:t xml:space="preserve">    GQ["Gemini CLI / Qwen Code / Codex CLI"]</w:t>
-      </w:r>
-      <w:r>
-        <w:br/>
-      </w:r>
-      <w:r>
-        <w:rPr>
-          <w:rStyle w:val="VerbatimChar"/>
-        </w:rPr>
-        <w:t xml:space="preserve">    OTH["Cursor / Aider / Cline / Continue / Roo / Copilot"]</w:t>
-      </w:r>
-      <w:r>
-        <w:br/>
-      </w:r>
-      <w:r>
-        <w:br/>
-      </w:r>
-      <w:r>
-        <w:rPr>
-          <w:rStyle w:val="VerbatimChar"/>
-        </w:rPr>
-        <w:t xml:space="preserve">    CM --&gt; CC</w:t>
-      </w:r>
-      <w:r>
-        <w:br/>
-      </w:r>
-      <w:r>
-        <w:rPr>
-          <w:rStyle w:val="VerbatimChar"/>
-        </w:rPr>
-        <w:t xml:space="preserve">    HOOK -. "transparent rewrite (Claude-only)" .-&gt; CC</w:t>
-      </w:r>
-      <w:r>
-        <w:br/>
-      </w:r>
-      <w:r>
-        <w:rPr>
-          <w:rStyle w:val="VerbatimChar"/>
-        </w:rPr>
-        <w:t xml:space="preserve">    AM &amp; QM &amp; GM --&gt; GQ</w:t>
-      </w:r>
-      <w:r>
-        <w:br/>
-      </w:r>
-      <w:r>
-        <w:rPr>
-          <w:rStyle w:val="VerbatimChar"/>
-        </w:rPr>
-        <w:t xml:space="preserve">    GEN -. "/background convenience" .-&gt; GQ</w:t>
-      </w:r>
-      <w:r>
-        <w:br/>
-      </w:r>
-      <w:r>
-        <w:rPr>
-          <w:rStyle w:val="VerbatimChar"/>
-        </w:rPr>
-        <w:t xml:space="preserve">    AM --&gt; OTH</w:t>
-      </w:r>
-      <w:r>
-        <w:br/>
-      </w:r>
-      <w:r>
-        <w:rPr>
-          <w:rStyle w:val="VerbatimChar"/>
-        </w:rPr>
-        <w:t xml:space="preserve">    OTH -. "LAYER 1 only (no L2 seam)" .-&gt; OTH2([free-form via self-apply])</w:t>
+        <w:pStyle w:val="BodyText"/>
+      </w:pPr>
+      <w:r>
+        <w:drawing>
+          <wp:inline>
+            <wp:extent cx="5334000" cy="2313214"/>
+            <wp:effectExtent b="0" l="0" r="0" t="0"/>
+            <wp:docPr descr="Mermaid diagram 2" title="" id="14" name="Picture"/>
+            <a:graphic>
+              <a:graphicData uri="http://schemas.openxmlformats.org/drawingml/2006/picture">
+                <pic:pic>
+                  <pic:nvPicPr>
+                    <pic:cNvPr descr=".mermaid_assets/DIAGRAMS.mmd-02.png" id="15" name="Picture"/>
+                    <pic:cNvPicPr>
+                      <a:picLocks noChangeArrowheads="1" noChangeAspect="1"/>
+                    </pic:cNvPicPr>
+                  </pic:nvPicPr>
+                  <pic:blipFill>
+                    <a:blip r:embed="rId13"/>
+                    <a:stretch>
+                      <a:fillRect/>
+                    </a:stretch>
+                  </pic:blipFill>
+                  <pic:spPr bwMode="auto">
+                    <a:xfrm>
+                      <a:off x="0" y="0"/>
+                      <a:ext cx="5334000" cy="2313214"/>
+                    </a:xfrm>
+                    <a:prstGeom prst="rect">
+                      <a:avLst/>
+                    </a:prstGeom>
+                    <a:noFill/>
+                    <a:ln w="9525">
+                      <a:noFill/>
+                      <a:headEnd/>
+                      <a:tailEnd/>
+                    </a:ln>
+                  </pic:spPr>
+                </pic:pic>
+              </a:graphicData>
+            </a:graphic>
+          </wp:inline>
+        </w:drawing>
       </w:r>
     </w:p>
     <w:p>
@@ -767,14 +464,14 @@
         </w:pict>
       </w:r>
     </w:p>
-    <w:bookmarkEnd w:id="10"/>
-    <w:bookmarkStart w:id="11" w:name="Xffcaecd658e96b8ff9805c7b4e92e9612afc2e6"/>
+    <w:bookmarkEnd w:id="16"/>
+    <w:bookmarkStart w:id="20" w:name="Xaf1d844c0bbf55505ca95ce93c9b5b41825fa7f"/>
     <w:p>
       <w:pPr>
         <w:pStyle w:val="Heading2"/>
       </w:pPr>
       <w:r>
-        <w:t xml:space="preserve">3. The 4-form grammar decision tree</w:t>
+        <w:t xml:space="preserve">3. The 5-form grammar decision tree</w:t>
       </w:r>
     </w:p>
     <w:p>
@@ -782,7 +479,7 @@
         <w:pStyle w:val="FirstParagraph"/>
       </w:pPr>
       <w:r>
-        <w:t xml:space="preserve">Which form of the first non-blank line was used. All four forms are</w:t>
+        <w:t xml:space="preserve">Which form of the first non-blank line was used. All five forms are</w:t>
       </w:r>
       <w:r>
         <w:t xml:space="preserve"> </w:t>
@@ -798,13 +495,13 @@
         <w:t xml:space="preserve"> </w:t>
       </w:r>
       <w:r>
-        <w:t xml:space="preserve">and verified (grammar suite 91/0, hook E2E 10/0) per the</w:t>
-      </w:r>
-      <w:r>
-        <w:t xml:space="preserve"> </w:t>
-      </w:r>
-      <w:r>
-        <w:t xml:space="preserve">GRAMMAR_ADDENDUM; forms 2 and 4 (the</w:t>
+        <w:t xml:space="preserve">and verified (grammar suite 166/0, paired-mutation meta-test</w:t>
+      </w:r>
+      <w:r>
+        <w:t xml:space="preserve"> </w:t>
+      </w:r>
+      <w:r>
+        <w:t xml:space="preserve">6/0) per the GRAMMAR_ADDENDUM; forms 2 and 4 (the</w:t>
       </w:r>
       <w:r>
         <w:t xml:space="preserve"> </w:t>
@@ -819,159 +516,78 @@
         <w:t xml:space="preserve"> </w:t>
       </w:r>
       <w:r>
-        <w:t xml:space="preserve">namespace) are no longer</w:t>
-      </w:r>
-      <w:r>
-        <w:t xml:space="preserve"> </w:t>
-      </w:r>
-      <w:r>
-        <w:t xml:space="preserve">spec-only. All four resolve to the same action + expansion by design.</w:t>
-      </w:r>
-    </w:p>
-    <w:p>
-      <w:pPr>
-        <w:pStyle w:val="SourceCode"/>
-      </w:pPr>
-      <w:r>
-        <w:rPr>
-          <w:rStyle w:val="VerbatimChar"/>
-        </w:rPr>
-        <w:t xml:space="preserve">flowchart TD</w:t>
-      </w:r>
-      <w:r>
-        <w:br/>
-      </w:r>
-      <w:r>
-        <w:rPr>
-          <w:rStyle w:val="VerbatimChar"/>
-        </w:rPr>
-        <w:t xml:space="preserve">    S([First non-blank line]) --&gt; ESC{Leading '\\' ?}</w:t>
-      </w:r>
-      <w:r>
-        <w:br/>
-      </w:r>
-      <w:r>
-        <w:rPr>
-          <w:rStyle w:val="VerbatimChar"/>
-        </w:rPr>
-        <w:t xml:space="preserve">    ESC -- yes --&gt; LIT([Literal — strip backslash, no expansion])</w:t>
-      </w:r>
-      <w:r>
-        <w:br/>
-      </w:r>
-      <w:r>
-        <w:rPr>
-          <w:rStyle w:val="VerbatimChar"/>
-        </w:rPr>
-        <w:t xml:space="preserve">    ESC -- no --&gt; SL{Starts with '/' ?}</w:t>
-      </w:r>
-      <w:r>
-        <w:br/>
-      </w:r>
-      <w:r>
-        <w:br/>
-      </w:r>
-      <w:r>
-        <w:rPr>
-          <w:rStyle w:val="VerbatimChar"/>
-        </w:rPr>
-        <w:t xml:space="preserve">    SL -- no --&gt; NS{"Token has '::' namespace?\nPREFIX::ACTION"}</w:t>
-      </w:r>
-      <w:r>
-        <w:br/>
-      </w:r>
-      <w:r>
-        <w:rPr>
-          <w:rStyle w:val="VerbatimChar"/>
-        </w:rPr>
-        <w:t xml:space="preserve">    NS -- no --&gt; F1["FORM 1: ACTION_NAME :: rest\n(bare '::')"]</w:t>
-      </w:r>
-      <w:r>
-        <w:br/>
-      </w:r>
-      <w:r>
-        <w:rPr>
-          <w:rStyle w:val="VerbatimChar"/>
-        </w:rPr>
-        <w:t xml:space="preserve">    NS -- yes --&gt; F2["FORM 2: PREFIX::ACTION_NAME :: rest\n(namespaced '::')"]</w:t>
-      </w:r>
-      <w:r>
-        <w:br/>
-      </w:r>
-      <w:r>
-        <w:br/>
-      </w:r>
-      <w:r>
-        <w:rPr>
-          <w:rStyle w:val="VerbatimChar"/>
-        </w:rPr>
-        <w:t xml:space="preserve">    SL -- yes --&gt; SLN{"Slashed token has '::' namespace?\n/PREFIX::ACTION"}</w:t>
-      </w:r>
-      <w:r>
-        <w:br/>
-      </w:r>
-      <w:r>
-        <w:rPr>
-          <w:rStyle w:val="VerbatimChar"/>
-        </w:rPr>
-        <w:t xml:space="preserve">    SLN -- no --&gt; F3["FORM 3: /ACTION_NAME rest\n(bare slash — only if no host-command collision)"]</w:t>
-      </w:r>
-      <w:r>
-        <w:br/>
-      </w:r>
-      <w:r>
-        <w:rPr>
-          <w:rStyle w:val="VerbatimChar"/>
-        </w:rPr>
-        <w:t xml:space="preserve">    SLN -- yes --&gt; F4["FORM 4: /PREFIX::ACTION_NAME rest\n(namespaced slash — always safe)"]</w:t>
-      </w:r>
-      <w:r>
-        <w:br/>
-      </w:r>
-      <w:r>
-        <w:br/>
-      </w:r>
-      <w:r>
-        <w:rPr>
-          <w:rStyle w:val="VerbatimChar"/>
-        </w:rPr>
-        <w:t xml:space="preserve">    F1 --&gt; R[Resolve ACTION_NAME in registry → expansion]</w:t>
-      </w:r>
-      <w:r>
-        <w:br/>
-      </w:r>
-      <w:r>
-        <w:rPr>
-          <w:rStyle w:val="VerbatimChar"/>
-        </w:rPr>
-        <w:t xml:space="preserve">    F2 --&gt; R</w:t>
-      </w:r>
-      <w:r>
-        <w:br/>
-      </w:r>
-      <w:r>
-        <w:rPr>
-          <w:rStyle w:val="VerbatimChar"/>
-        </w:rPr>
-        <w:t xml:space="preserve">    F3 --&gt; R</w:t>
-      </w:r>
-      <w:r>
-        <w:br/>
-      </w:r>
-      <w:r>
-        <w:rPr>
-          <w:rStyle w:val="VerbatimChar"/>
-        </w:rPr>
-        <w:t xml:space="preserve">    F4 --&gt; R</w:t>
-      </w:r>
-      <w:r>
-        <w:br/>
-      </w:r>
-      <w:r>
-        <w:rPr>
-          <w:rStyle w:val="VerbatimChar"/>
-        </w:rPr>
-        <w:t xml:space="preserve">    R --&gt; EQ(["All four forms ≡ same action, same expansion, same execution"])</w:t>
+        <w:t xml:space="preserve">namespace) and</w:t>
+      </w:r>
+      <w:r>
+        <w:t xml:space="preserve"> </w:t>
+      </w:r>
+      <w:r>
+        <w:t xml:space="preserve">form 5 (the arrow</w:t>
+      </w:r>
+      <w:r>
+        <w:t xml:space="preserve"> </w:t>
+      </w:r>
+      <w:r>
+        <w:rPr>
+          <w:rStyle w:val="VerbatimChar"/>
+        </w:rPr>
+        <w:t xml:space="preserve">---&gt;</w:t>
+      </w:r>
+      <w:r>
+        <w:t xml:space="preserve">) are no longer spec-only. All five resolve to the</w:t>
+      </w:r>
+      <w:r>
+        <w:t xml:space="preserve"> </w:t>
+      </w:r>
+      <w:r>
+        <w:t xml:space="preserve">same action + expansion by design.</w:t>
+      </w:r>
+    </w:p>
+    <w:p>
+      <w:pPr>
+        <w:pStyle w:val="BodyText"/>
+      </w:pPr>
+      <w:r>
+        <w:drawing>
+          <wp:inline>
+            <wp:extent cx="5334000" cy="4953000"/>
+            <wp:effectExtent b="0" l="0" r="0" t="0"/>
+            <wp:docPr descr="Mermaid diagram 3" title="" id="18" name="Picture"/>
+            <a:graphic>
+              <a:graphicData uri="http://schemas.openxmlformats.org/drawingml/2006/picture">
+                <pic:pic>
+                  <pic:nvPicPr>
+                    <pic:cNvPr descr=".mermaid_assets/DIAGRAMS.mmd-03.png" id="19" name="Picture"/>
+                    <pic:cNvPicPr>
+                      <a:picLocks noChangeArrowheads="1" noChangeAspect="1"/>
+                    </pic:cNvPicPr>
+                  </pic:nvPicPr>
+                  <pic:blipFill>
+                    <a:blip r:embed="rId17"/>
+                    <a:stretch>
+                      <a:fillRect/>
+                    </a:stretch>
+                  </pic:blipFill>
+                  <pic:spPr bwMode="auto">
+                    <a:xfrm>
+                      <a:off x="0" y="0"/>
+                      <a:ext cx="5334000" cy="4953000"/>
+                    </a:xfrm>
+                    <a:prstGeom prst="rect">
+                      <a:avLst/>
+                    </a:prstGeom>
+                    <a:noFill/>
+                    <a:ln w="9525">
+                      <a:noFill/>
+                      <a:headEnd/>
+                      <a:tailEnd/>
+                    </a:ln>
+                  </pic:spPr>
+                </pic:pic>
+              </a:graphicData>
+            </a:graphic>
+          </wp:inline>
+        </w:drawing>
       </w:r>
     </w:p>
     <w:p>
@@ -979,13 +595,13 @@
         <w:pStyle w:val="BlockText"/>
       </w:pPr>
       <w:r>
-        <w:t xml:space="preserve">Legend: all nodes/edges = implemented + verified (forms 1, 2, 3, 4; grammar</w:t>
-      </w:r>
-      <w:r>
-        <w:t xml:space="preserve"> </w:t>
-      </w:r>
-      <w:r>
-        <w:t xml:space="preserve">suite 91/0, hook E2E 10/0). The</w:t>
+        <w:t xml:space="preserve">Legend: all nodes/edges = implemented + verified (forms 1, 2, 3, 4, 5; grammar</w:t>
+      </w:r>
+      <w:r>
+        <w:t xml:space="preserve"> </w:t>
+      </w:r>
+      <w:r>
+        <w:t xml:space="preserve">suite 166/0, paired-mutation meta-test 6/0). The</w:t>
       </w:r>
       <w:r>
         <w:t xml:space="preserve"> </w:t>
@@ -1000,13 +616,13 @@
         <w:t xml:space="preserve"> </w:t>
       </w:r>
       <w:r>
-        <w:t xml:space="preserve">namespace registry keys</w:t>
-      </w:r>
-      <w:r>
-        <w:t xml:space="preserve"> </w:t>
-      </w:r>
-      <w:r>
-        <w:t xml:space="preserve">(</w:t>
+        <w:t xml:space="preserve">namespace registry</w:t>
+      </w:r>
+      <w:r>
+        <w:t xml:space="preserve"> </w:t>
+      </w:r>
+      <w:r>
+        <w:t xml:space="preserve">keys (</w:t>
       </w:r>
       <w:r>
         <w:rPr>
@@ -1054,7 +670,31 @@
         <w:t xml:space="preserve">slash_bare</w:t>
       </w:r>
       <w:r>
-        <w:t xml:space="preserve">) are present and</w:t>
+        <w:t xml:space="preserve">) plus the arrow keys (</w:t>
+      </w:r>
+      <w:r>
+        <w:rPr>
+          <w:rStyle w:val="VerbatimChar"/>
+        </w:rPr>
+        <w:t xml:space="preserve">arrow_form_regex</w:t>
+      </w:r>
+      <w:r>
+        <w:t xml:space="preserve">/</w:t>
+      </w:r>
+      <w:r>
+        <w:rPr>
+          <w:rStyle w:val="VerbatimChar"/>
+        </w:rPr>
+        <w:t xml:space="preserve">arrow_body_separator</w:t>
+      </w:r>
+      <w:r>
+        <w:t xml:space="preserve">)</w:t>
+      </w:r>
+      <w:r>
+        <w:t xml:space="preserve"> </w:t>
+      </w:r>
+      <w:r>
+        <w:t xml:space="preserve">are present and</w:t>
       </w:r>
       <w:r>
         <w:t xml:space="preserve"> </w:t>
@@ -1078,19 +718,49 @@
         <w:rPr>
           <w:rStyle w:val="VerbatimChar"/>
         </w:rPr>
-        <w:t xml:space="preserve">matched_form</w:t>
-      </w:r>
-      <w:r>
-        <w:t xml:space="preserve"> </w:t>
-      </w:r>
-      <w:r>
-        <w:t xml:space="preserve">for all</w:t>
-      </w:r>
-      <w:r>
-        <w:t xml:space="preserve"> </w:t>
-      </w:r>
-      <w:r>
-        <w:t xml:space="preserve">four forms. See MANUAL.md §4.3 / §7.</w:t>
+        <w:t xml:space="preserve">matched_form ∈ {colon, slash, arrow}</w:t>
+      </w:r>
+      <w:r>
+        <w:t xml:space="preserve"> </w:t>
+      </w:r>
+      <w:r>
+        <w:t xml:space="preserve">for all five forms. A mid-line</w:t>
+      </w:r>
+      <w:r>
+        <w:t xml:space="preserve"> </w:t>
+      </w:r>
+      <w:r>
+        <w:rPr>
+          <w:rStyle w:val="VerbatimChar"/>
+        </w:rPr>
+        <w:t xml:space="preserve">---&gt;</w:t>
+      </w:r>
+      <w:r>
+        <w:t xml:space="preserve"> </w:t>
+      </w:r>
+      <w:r>
+        <w:t xml:space="preserve">after a</w:t>
+      </w:r>
+      <w:r>
+        <w:t xml:space="preserve"> </w:t>
+      </w:r>
+      <w:r>
+        <w:rPr>
+          <w:rStyle w:val="VerbatimChar"/>
+        </w:rPr>
+        <w:t xml:space="preserve">::</w:t>
+      </w:r>
+      <w:r>
+        <w:t xml:space="preserve"> </w:t>
+      </w:r>
+      <w:r>
+        <w:t xml:space="preserve">token parses as</w:t>
+      </w:r>
+      <w:r>
+        <w:t xml:space="preserve"> </w:t>
+      </w:r>
+      <w:r>
+        <w:t xml:space="preserve">the colon form (the arrow branch falls through). See MANUAL.md §4.3 / §7.</w:t>
       </w:r>
     </w:p>
     <w:p>
@@ -1100,8 +770,8 @@
         </w:pict>
       </w:r>
     </w:p>
-    <w:bookmarkEnd w:id="11"/>
-    <w:bookmarkStart w:id="12" w:name="X24a0b432abee5052e4c4c5fcaa177bf74f12c3c"/>
+    <w:bookmarkEnd w:id="20"/>
+    <w:bookmarkStart w:id="21" w:name="X24a0b432abee5052e4c4c5fcaa177bf74f12c3c"/>
     <w:p>
       <w:pPr>
         <w:pStyle w:val="Heading2"/>
@@ -1126,17 +796,41 @@
     </w:p>
     <w:p>
       <w:pPr>
+        <w:pStyle w:val="BlockText"/>
+      </w:pPr>
+      <w:r>
+        <w:rPr>
+          <w:b/>
+          <w:bCs/>
+        </w:rPr>
+        <w:t xml:space="preserve">NOTE — diagram 4 could not be auto-rendered to an image.</w:t>
+      </w:r>
+      <w:r>
+        <w:t xml:space="preserve"> </w:t>
+      </w:r>
+      <w:r>
+        <w:t xml:space="preserve">The data is shown below as a table for readability. (Source-level mermaid render failed; see the source</w:t>
+      </w:r>
+      <w:r>
+        <w:t xml:space="preserve"> </w:t>
+      </w:r>
+      <w:r>
+        <w:rPr>
+          <w:rStyle w:val="VerbatimChar"/>
+        </w:rPr>
+        <w:t xml:space="preserve">.md</w:t>
+      </w:r>
+      <w:r>
+        <w:t xml:space="preserve"> </w:t>
+      </w:r>
+      <w:r>
+        <w:t xml:space="preserve">for the original diagram definition.)</w:t>
+      </w:r>
+    </w:p>
+    <w:p>
+      <w:pPr>
         <w:pStyle w:val="SourceCode"/>
       </w:pPr>
-      <w:r>
-        <w:rPr>
-          <w:rStyle w:val="VerbatimChar"/>
-        </w:rPr>
-        <w:t xml:space="preserve">sequenceDiagram</w:t>
-      </w:r>
-      <w:r>
-        <w:br/>
-      </w:r>
       <w:r>
         <w:rPr>
           <w:rStyle w:val="VerbatimChar"/>
@@ -1289,8 +983,8 @@
         </w:pict>
       </w:r>
     </w:p>
-    <w:bookmarkEnd w:id="12"/>
-    <w:bookmarkStart w:id="15" w:name="X71471c8cbe74ab4ea8f44ba33b8558d96f18958"/>
+    <w:bookmarkEnd w:id="21"/>
+    <w:bookmarkStart w:id="24" w:name="X71471c8cbe74ab4ea8f44ba33b8558d96f18958"/>
     <w:p>
       <w:pPr>
         <w:pStyle w:val="Heading2"/>
@@ -1307,7 +1001,7 @@
           <w:numId w:val="1001"/>
         </w:numPr>
       </w:pPr>
-      <w:hyperlink r:id="rId13">
+      <w:hyperlink r:id="rId22">
         <w:r>
           <w:rPr>
             <w:rStyle w:val="Hyperlink"/>
@@ -1330,7 +1024,7 @@
           <w:numId w:val="1001"/>
         </w:numPr>
       </w:pPr>
-      <w:hyperlink r:id="rId14">
+      <w:hyperlink r:id="rId23">
         <w:r>
           <w:rPr>
             <w:rStyle w:val="Hyperlink"/>
@@ -1393,8 +1087,8 @@
         <w:t xml:space="preserve">§11.4.140.</w:t>
       </w:r>
     </w:p>
-    <w:bookmarkEnd w:id="15"/>
-    <w:bookmarkEnd w:id="16"/>
+    <w:bookmarkEnd w:id="24"/>
+    <w:bookmarkEnd w:id="25"/>
     <w:sectPr>
       <w:footnotePr>
         <w:numRestart w:val="eachSect"/>

--- a/docs/guides/action_prefix_system/DIAGRAMS.docx
+++ b/docs/guides/action_prefix_system/DIAGRAMS.docx
@@ -2,14 +2,6 @@
 <file path=word/document.xml><?xml version="1.0" encoding="utf-8"?>
 <w:document xmlns:w="http://schemas.openxmlformats.org/wordprocessingml/2006/main" xmlns:m="http://schemas.openxmlformats.org/officeDocument/2006/math" xmlns:r="http://schemas.openxmlformats.org/officeDocument/2006/relationships" xmlns:o="urn:schemas-microsoft-com:office:office" xmlns:v="urn:schemas-microsoft-com:vml" xmlns:w10="urn:schemas-microsoft-com:office:word" xmlns:a="http://schemas.openxmlformats.org/drawingml/2006/main" xmlns:pic="http://schemas.openxmlformats.org/drawingml/2006/picture" xmlns:wp="http://schemas.openxmlformats.org/drawingml/2006/wordprocessingDrawing">
   <w:body>
-    <w:p>
-      <w:pPr>
-        <w:pStyle w:val="Title"/>
-      </w:pPr>
-      <w:r>
-        <w:t xml:space="preserve">DIAGRAMS</w:t>
-      </w:r>
-    </w:p>
     <w:bookmarkStart w:id="25" w:name="action-prefix-system--diagrams"/>
     <w:p>
       <w:pPr>
@@ -1371,8 +1363,8 @@
     </w:pPr>
     <w:rPr>
       <w:rFonts w:asciiTheme="majorHAnsi" w:cstheme="majorBidi" w:eastAsiaTheme="majorEastAsia" w:hAnsiTheme="majorHAnsi"/>
-      <w:sz w:val="56"/>
-      <w:szCs w:val="56"/>
+      <w:sz w:val="40"/>
+      <w:szCs w:val="40"/>
     </w:rPr>
   </w:style>
   <w:style w:customStyle="1" w:styleId="TitleChar" w:type="character">
@@ -1506,8 +1498,8 @@
     <w:rPr>
       <w:rFonts w:asciiTheme="majorHAnsi" w:cstheme="majorBidi" w:eastAsiaTheme="majorEastAsia" w:hAnsiTheme="majorHAnsi"/>
       <w:color w:themeColor="accent1" w:themeShade="BF" w:val="0F4761"/>
-      <w:sz w:val="40"/>
-      <w:szCs w:val="40"/>
+      <w:sz w:val="32"/>
+      <w:szCs w:val="32"/>
     </w:rPr>
   </w:style>
   <w:style w:styleId="Heading2" w:type="paragraph">
@@ -1529,8 +1521,8 @@
     <w:rPr>
       <w:rFonts w:asciiTheme="majorHAnsi" w:cstheme="majorBidi" w:eastAsiaTheme="majorEastAsia" w:hAnsiTheme="majorHAnsi"/>
       <w:color w:themeColor="accent1" w:themeShade="BF" w:val="0F4761"/>
-      <w:sz w:val="32"/>
-      <w:szCs w:val="32"/>
+      <w:sz w:val="26"/>
+      <w:szCs w:val="26"/>
     </w:rPr>
   </w:style>
   <w:style w:styleId="Heading3" w:type="paragraph">
@@ -1552,8 +1544,8 @@
     <w:rPr>
       <w:rFonts w:cstheme="majorBidi" w:eastAsiaTheme="majorEastAsia"/>
       <w:color w:themeColor="accent1" w:themeShade="BF" w:val="0F4761"/>
-      <w:sz w:val="28"/>
-      <w:szCs w:val="28"/>
+      <w:sz w:val="24"/>
+      <w:szCs w:val="24"/>
     </w:rPr>
   </w:style>
   <w:style w:styleId="Heading4" w:type="paragraph">
@@ -1573,6 +1565,8 @@
       <w:outlineLvl w:val="3"/>
     </w:pPr>
     <w:rPr>
+      <w:sz w:val="22"/>
+      <w:szCs w:val="22"/>
       <w:rFonts w:cstheme="majorBidi" w:eastAsiaTheme="majorEastAsia"/>
       <w:i/>
       <w:iCs/>
